--- a/resume_tmpl_Himanshi.docx
+++ b/resume_tmpl_Himanshi.docx
@@ -298,7 +298,7 @@
           </mc:Choice>
           <mc:Fallback>
             <w:pict>
-              <v:group w14:anchorId="3D98DE68" id="Group 11" o:spid="_x0000_s1026" alt="Group of contact info icons" style="position:absolute;margin-left:424.15pt;margin-top:36.35pt;width:12.95pt;height:46pt;z-index:251674624;mso-position-horizontal-relative:page;mso-position-vertical-relative:page;mso-width-relative:margin;mso-height-relative:margin" coordsize="1625,5854" o:gfxdata="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">
+              <v:group w14:anchorId="699F2B59" id="Group 11" o:spid="_x0000_s1026" alt="Group of contact info icons" style="position:absolute;margin-left:424.15pt;margin-top:36.35pt;width:12.95pt;height:46pt;z-index:251674624;mso-position-horizontal-relative:page;mso-position-vertical-relative:page;mso-width-relative:margin;mso-height-relative:margin" coordsize="1625,5854" o:gfxdata="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">
                 <v:shapetype id="_x0000_t75" coordsize="21600,21600" o:spt="75" o:preferrelative="t" path="m@4@5l@4@11@9@11@9@5xe" filled="f" stroked="f">
                   <v:stroke joinstyle="miter"/>
                   <v:formulas>
@@ -1565,7 +1565,7 @@
           </mc:Choice>
           <mc:Fallback>
             <w:pict>
-              <v:line w14:anchorId="0224B610" id="Straight Connector 31" o:spid="_x0000_s1026" alt="&quot;&quot;" style="position:absolute;flip:x;z-index:251679744;visibility:visible;mso-wrap-style:square;mso-width-percent:0;mso-height-percent:0;mso-wrap-distance-left:9pt;mso-wrap-distance-top:0;mso-wrap-distance-right:9pt;mso-wrap-distance-bottom:0;mso-position-horizontal:absolute;mso-position-horizontal-relative:page;mso-position-vertical:absolute;mso-position-vertical-relative:page;mso-width-percent:0;mso-height-percent:0;mso-width-relative:margin;mso-height-relative:margin" from="424.8pt,275.8pt" to="427pt,765.95pt" o:gfxdata="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" strokecolor="#737373 [1614]">
+              <v:line w14:anchorId="7294278D" id="Straight Connector 31" o:spid="_x0000_s1026" alt="&quot;&quot;" style="position:absolute;flip:x;z-index:251679744;visibility:visible;mso-wrap-style:square;mso-width-percent:0;mso-height-percent:0;mso-wrap-distance-left:9pt;mso-wrap-distance-top:0;mso-wrap-distance-right:9pt;mso-wrap-distance-bottom:0;mso-position-horizontal:absolute;mso-position-horizontal-relative:page;mso-position-vertical:absolute;mso-position-vertical-relative:page;mso-width-percent:0;mso-height-percent:0;mso-width-relative:margin;mso-height-relative:margin" from="424.8pt,275.8pt" to="427pt,765.95pt" o:gfxdata="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" strokecolor="#737373 [1614]">
                 <v:stroke joinstyle="miter"/>
                 <w10:wrap anchorx="page" anchory="page"/>
                 <w10:anchorlock/>
@@ -2185,7 +2185,7 @@
                               <w:pStyle w:val="ListBullet"/>
                             </w:pPr>
                             <w:r>
-                              <w:t xml:space="preserve">Migrated on-premises Hadoop data warehouses to Azure Synapse Analytics and ADLS Gen2 for </w:t>
+                              <w:t xml:space="preserve">Migrated on-premises Hadoop data warehouses to ADLS Gen2 for </w:t>
                             </w:r>
                             <w:r>
                               <w:t xml:space="preserve">our </w:t>
@@ -2334,7 +2334,7 @@
                         <w:pStyle w:val="ListBullet"/>
                       </w:pPr>
                       <w:r>
-                        <w:t xml:space="preserve">Migrated on-premises Hadoop data warehouses to Azure Synapse Analytics and ADLS Gen2 for </w:t>
+                        <w:t xml:space="preserve">Migrated on-premises Hadoop data warehouses to ADLS Gen2 for </w:t>
                       </w:r>
                       <w:r>
                         <w:t xml:space="preserve">our </w:t>
@@ -2789,7 +2789,7 @@
           </mc:Choice>
           <mc:Fallback>
             <w:pict>
-              <v:line w14:anchorId="20E74628" id="Straight Connector 3" o:spid="_x0000_s1026" alt="&quot;&quot;" style="position:absolute;z-index:251702272;visibility:visible;mso-wrap-style:square;mso-width-percent:0;mso-height-percent:0;mso-wrap-distance-left:9pt;mso-wrap-distance-top:0;mso-wrap-distance-right:9pt;mso-wrap-distance-bottom:0;mso-position-horizontal:absolute;mso-position-horizontal-relative:page;mso-position-vertical:top;mso-position-vertical-relative:margin;mso-width-percent:0;mso-height-percent:0;mso-width-relative:margin;mso-height-relative:margin" from="420.35pt,0" to="423.1pt,618.05pt" o:gfxdata="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" strokecolor="#737373 [1614]">
+              <v:line w14:anchorId="31CBA329" id="Straight Connector 3" o:spid="_x0000_s1026" alt="&quot;&quot;" style="position:absolute;z-index:251702272;visibility:visible;mso-wrap-style:square;mso-width-percent:0;mso-height-percent:0;mso-wrap-distance-left:9pt;mso-wrap-distance-top:0;mso-wrap-distance-right:9pt;mso-wrap-distance-bottom:0;mso-position-horizontal:absolute;mso-position-horizontal-relative:page;mso-position-vertical:top;mso-position-vertical-relative:margin;mso-width-percent:0;mso-height-percent:0;mso-width-relative:margin;mso-height-relative:margin" from="420.35pt,0" to="423.1pt,618.05pt" o:gfxdata="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" strokecolor="#737373 [1614]">
                 <v:stroke joinstyle="miter"/>
                 <w10:wrap anchorx="page" anchory="margin"/>
                 <w10:anchorlock/>

--- a/resume_tmpl_Himanshi.docx
+++ b/resume_tmpl_Himanshi.docx
@@ -298,7 +298,7 @@
           </mc:Choice>
           <mc:Fallback>
             <w:pict>
-              <v:group w14:anchorId="699F2B59" id="Group 11" o:spid="_x0000_s1026" alt="Group of contact info icons" style="position:absolute;margin-left:424.15pt;margin-top:36.35pt;width:12.95pt;height:46pt;z-index:251674624;mso-position-horizontal-relative:page;mso-position-vertical-relative:page;mso-width-relative:margin;mso-height-relative:margin" coordsize="1625,5854" o:gfxdata="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">
+              <v:group w14:anchorId="13210A24" id="Group 11" o:spid="_x0000_s1026" alt="Group of contact info icons" style="position:absolute;margin-left:424.15pt;margin-top:36.35pt;width:12.95pt;height:46pt;z-index:251674624;mso-position-horizontal-relative:page;mso-position-vertical-relative:page;mso-width-relative:margin;mso-height-relative:margin" coordsize="1625,5854" o:gfxdata="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">
                 <v:shapetype id="_x0000_t75" coordsize="21600,21600" o:spt="75" o:preferrelative="t" path="m@4@5l@4@11@9@11@9@5xe" filled="f" stroked="f">
                   <v:stroke joinstyle="miter"/>
                   <v:formulas>
@@ -441,11 +441,81 @@
     <w:p>
       <w:pPr>
         <w:pStyle w:val="Subtitle"/>
+        <w:spacing w:after="0"/>
+        <w:rPr>
+          <w:sz w:val="22"/>
+          <w:szCs w:val="22"/>
+        </w:rPr>
       </w:pPr>
       <w:r>
-        <w:t>Cloud data architect</w:t>
+        <w:rPr>
+          <w:sz w:val="22"/>
+          <w:szCs w:val="22"/>
+        </w:rPr>
+        <w:t xml:space="preserve">Associate manager- </w:t>
+      </w:r>
+      <w:r>
+        <w:rPr>
+          <w:sz w:val="22"/>
+          <w:szCs w:val="22"/>
+        </w:rPr>
+        <w:t>Data engine</w:t>
+      </w:r>
+      <w:r>
+        <w:rPr>
+          <w:sz w:val="22"/>
+          <w:szCs w:val="22"/>
+        </w:rPr>
+        <w:t>ering</w:t>
       </w:r>
     </w:p>
+    <w:p>
+      <w:pPr>
+        <w:pStyle w:val="Subtitle"/>
+        <w:spacing w:after="0"/>
+        <w:ind w:left="0"/>
+        <w:rPr>
+          <w:sz w:val="22"/>
+          <w:szCs w:val="22"/>
+        </w:rPr>
+      </w:pPr>
+      <w:r>
+        <w:rPr>
+          <w:sz w:val="22"/>
+          <w:szCs w:val="22"/>
+        </w:rPr>
+        <w:t xml:space="preserve">   (</w:t>
+      </w:r>
+      <w:r>
+        <w:rPr>
+          <w:sz w:val="22"/>
+          <w:szCs w:val="22"/>
+        </w:rPr>
+        <w:t xml:space="preserve">Azure </w:t>
+      </w:r>
+      <w:r>
+        <w:rPr>
+          <w:sz w:val="22"/>
+          <w:szCs w:val="22"/>
+        </w:rPr>
+        <w:t>Cloud</w:t>
+      </w:r>
+      <w:r>
+        <w:rPr>
+          <w:sz w:val="22"/>
+          <w:szCs w:val="22"/>
+        </w:rPr>
+        <w:t>)</w:t>
+      </w:r>
+      <w:r>
+        <w:rPr>
+          <w:sz w:val="22"/>
+          <w:szCs w:val="22"/>
+        </w:rPr>
+        <w:t xml:space="preserve"> </w:t>
+      </w:r>
+    </w:p>
+    <w:p/>
     <w:p>
       <w:r>
         <w:rPr>
@@ -454,13 +524,13 @@
         <mc:AlternateContent>
           <mc:Choice Requires="wps">
             <w:drawing>
-              <wp:anchor distT="45720" distB="45720" distL="114300" distR="114300" simplePos="0" relativeHeight="251676672" behindDoc="0" locked="1" layoutInCell="1" allowOverlap="1" wp14:anchorId="078FC734" wp14:editId="56062E5F">
+              <wp:anchor distT="45720" distB="45720" distL="114300" distR="114300" simplePos="0" relativeHeight="251676672" behindDoc="0" locked="1" layoutInCell="1" allowOverlap="1" wp14:anchorId="078FC734" wp14:editId="318AEA6E">
                 <wp:simplePos x="0" y="0"/>
                 <wp:positionH relativeFrom="page">
                   <wp:posOffset>358140</wp:posOffset>
                 </wp:positionH>
                 <wp:positionV relativeFrom="page">
-                  <wp:posOffset>3411220</wp:posOffset>
+                  <wp:posOffset>3360420</wp:posOffset>
                 </wp:positionV>
                 <wp:extent cx="4754880" cy="3763010"/>
                 <wp:effectExtent l="0" t="0" r="0" b="0"/>
@@ -740,10 +810,7 @@
                               <w:t>, Blob Storage, Delta Lake</w:t>
                             </w:r>
                             <w:r>
-                              <w:t xml:space="preserve">, </w:t>
-                            </w:r>
-                            <w:r>
-                              <w:t>Azure SQL Server</w:t>
+                              <w:t>, Azure SQL Server</w:t>
                             </w:r>
                             <w:r>
                               <w:t>)</w:t>
@@ -767,13 +834,7 @@
                               <w:t>–</w:t>
                             </w:r>
                             <w:r>
-                              <w:t xml:space="preserve"> </w:t>
-                            </w:r>
-                            <w:r>
-                              <w:t>Python, PySpark</w:t>
-                            </w:r>
-                            <w:r>
-                              <w:t xml:space="preserve">, </w:t>
+                              <w:t xml:space="preserve"> Python, PySpark, </w:t>
                             </w:r>
                             <w:r>
                               <w:t xml:space="preserve">Hadoop, </w:t>
@@ -884,7 +945,11 @@
           </mc:Choice>
           <mc:Fallback>
             <w:pict>
-              <v:shape w14:anchorId="078FC734" id="Text Box 2" o:spid="_x0000_s1027" type="#_x0000_t202" style="position:absolute;left:0;text-align:left;margin-left:28.2pt;margin-top:268.6pt;width:374.4pt;height:296.3pt;z-index:251676672;visibility:visible;mso-wrap-style:square;mso-width-percent:0;mso-height-percent:0;mso-wrap-distance-left:9pt;mso-wrap-distance-top:3.6pt;mso-wrap-distance-right:9pt;mso-wrap-distance-bottom:3.6pt;mso-position-horizontal:absolute;mso-position-horizontal-relative:page;mso-position-vertical:absolute;mso-position-vertical-relative:page;mso-width-percent:0;mso-height-percent:0;mso-width-relative:margin;mso-height-relative:margin;v-text-anchor:top" o:gfxdata="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" filled="f" stroked="f">
+              <v:shapetype w14:anchorId="078FC734" id="_x0000_t202" coordsize="21600,21600" o:spt="202" path="m,l,21600r21600,l21600,xe">
+                <v:stroke joinstyle="miter"/>
+                <v:path gradientshapeok="t" o:connecttype="rect"/>
+              </v:shapetype>
+              <v:shape id="Text Box 2" o:spid="_x0000_s1027" type="#_x0000_t202" style="position:absolute;left:0;text-align:left;margin-left:28.2pt;margin-top:264.6pt;width:374.4pt;height:296.3pt;z-index:251676672;visibility:visible;mso-wrap-style:square;mso-width-percent:0;mso-height-percent:0;mso-wrap-distance-left:9pt;mso-wrap-distance-top:3.6pt;mso-wrap-distance-right:9pt;mso-wrap-distance-bottom:3.6pt;mso-position-horizontal:absolute;mso-position-horizontal-relative:page;mso-position-vertical:absolute;mso-position-vertical-relative:page;mso-width-percent:0;mso-height-percent:0;mso-width-relative:margin;mso-height-relative:margin;v-text-anchor:top" o:gfxdata="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" filled="f" stroked="f">
                 <v:textbox>
                   <w:txbxContent>
                     <w:p>
@@ -1134,10 +1199,7 @@
                         <w:t>, Blob Storage, Delta Lake</w:t>
                       </w:r>
                       <w:r>
-                        <w:t xml:space="preserve">, </w:t>
-                      </w:r>
-                      <w:r>
-                        <w:t>Azure SQL Server</w:t>
+                        <w:t>, Azure SQL Server</w:t>
                       </w:r>
                       <w:r>
                         <w:t>)</w:t>
@@ -1161,13 +1223,7 @@
                         <w:t>–</w:t>
                       </w:r>
                       <w:r>
-                        <w:t xml:space="preserve"> </w:t>
-                      </w:r>
-                      <w:r>
-                        <w:t>Python, PySpark</w:t>
-                      </w:r>
-                      <w:r>
-                        <w:t xml:space="preserve">, </w:t>
+                        <w:t xml:space="preserve"> Python, PySpark, </w:t>
                       </w:r>
                       <w:r>
                         <w:t xml:space="preserve">Hadoop, </w:t>
@@ -1565,7 +1621,7 @@
           </mc:Choice>
           <mc:Fallback>
             <w:pict>
-              <v:line w14:anchorId="7294278D" id="Straight Connector 31" o:spid="_x0000_s1026" alt="&quot;&quot;" style="position:absolute;flip:x;z-index:251679744;visibility:visible;mso-wrap-style:square;mso-width-percent:0;mso-height-percent:0;mso-wrap-distance-left:9pt;mso-wrap-distance-top:0;mso-wrap-distance-right:9pt;mso-wrap-distance-bottom:0;mso-position-horizontal:absolute;mso-position-horizontal-relative:page;mso-position-vertical:absolute;mso-position-vertical-relative:page;mso-width-percent:0;mso-height-percent:0;mso-width-relative:margin;mso-height-relative:margin" from="424.8pt,275.8pt" to="427pt,765.95pt" o:gfxdata="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" strokecolor="#737373 [1614]">
+              <v:line w14:anchorId="20735775" id="Straight Connector 31" o:spid="_x0000_s1026" alt="&quot;&quot;" style="position:absolute;flip:x;z-index:251679744;visibility:visible;mso-wrap-style:square;mso-width-percent:0;mso-height-percent:0;mso-wrap-distance-left:9pt;mso-wrap-distance-top:0;mso-wrap-distance-right:9pt;mso-wrap-distance-bottom:0;mso-position-horizontal:absolute;mso-position-horizontal-relative:page;mso-position-vertical:absolute;mso-position-vertical-relative:page;mso-width-percent:0;mso-height-percent:0;mso-width-relative:margin;mso-height-relative:margin" from="424.8pt,275.8pt" to="427pt,765.95pt" o:gfxdata="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" strokecolor="#737373 [1614]">
                 <v:stroke joinstyle="miter"/>
                 <w10:wrap anchorx="page" anchory="page"/>
                 <w10:anchorlock/>
@@ -1575,7 +1631,6 @@
         </mc:AlternateContent>
       </w:r>
     </w:p>
-    <w:p/>
     <w:p>
       <w:pPr>
         <w:pStyle w:val="Heading1"/>
@@ -1681,34 +1736,7 @@
                                 <w:color w:val="747474"/>
                                 <w:szCs w:val="22"/>
                               </w:rPr>
-                              <w:t>Bachelors</w:t>
-                            </w:r>
-                            <w:r>
-                              <w:rPr>
-                                <w:b/>
-                                <w:bCs/>
-                                <w:color w:val="747474"/>
-                                <w:szCs w:val="22"/>
-                              </w:rPr>
-                              <w:t xml:space="preserve"> </w:t>
-                            </w:r>
-                            <w:r>
-                              <w:rPr>
-                                <w:b/>
-                                <w:bCs/>
-                                <w:color w:val="747474"/>
-                                <w:szCs w:val="22"/>
-                              </w:rPr>
-                              <w:t xml:space="preserve">of </w:t>
-                            </w:r>
-                            <w:r>
-                              <w:rPr>
-                                <w:b/>
-                                <w:bCs/>
-                                <w:color w:val="747474"/>
-                                <w:szCs w:val="22"/>
-                              </w:rPr>
-                              <w:t>Technology (</w:t>
+                              <w:t>Bachelors of Technology (</w:t>
                             </w:r>
                             <w:proofErr w:type="gramStart"/>
                             <w:r>
@@ -1835,17 +1863,7 @@
                           <w:color w:val="747474"/>
                           <w:szCs w:val="22"/>
                         </w:rPr>
-                        <w:t>Technology (</w:t>
-                      </w:r>
-                      <w:proofErr w:type="gramStart"/>
-                      <w:r>
-                        <w:rPr>
-                          <w:b/>
-                          <w:bCs/>
-                          <w:color w:val="747474"/>
-                          <w:szCs w:val="22"/>
-                        </w:rPr>
-                        <w:t xml:space="preserve">IT) </w:t>
+                        <w:t xml:space="preserve">Technology (IT) </w:t>
                       </w:r>
                       <w:r>
                         <w:t xml:space="preserve"> </w:t>
@@ -1853,7 +1871,6 @@
                       <w:r>
                         <w:t xml:space="preserve"> </w:t>
                       </w:r>
-                      <w:proofErr w:type="gramEnd"/>
                       <w:r>
                         <w:t>20</w:t>
                       </w:r>
@@ -1978,6 +1995,9 @@
                             <w:r>
                               <w:t>Healthcare</w:t>
                             </w:r>
+                            <w:r>
+                              <w:t xml:space="preserve"> Services</w:t>
+                            </w:r>
                           </w:p>
                           <w:p>
                             <w:pPr>
@@ -1990,6 +2010,9 @@
                             </w:pPr>
                             <w:r>
                               <w:t>Telecom</w:t>
+                            </w:r>
+                            <w:r>
+                              <w:t>munication</w:t>
                             </w:r>
                           </w:p>
                         </w:txbxContent>
@@ -2045,6 +2068,9 @@
                       <w:r>
                         <w:t>Healthcare</w:t>
                       </w:r>
+                      <w:r>
+                        <w:t xml:space="preserve"> Services</w:t>
+                      </w:r>
                     </w:p>
                     <w:p>
                       <w:pPr>
@@ -2057,6 +2083,9 @@
                       </w:pPr>
                       <w:r>
                         <w:t>Telecom</w:t>
+                      </w:r>
+                      <w:r>
+                        <w:t>munication</w:t>
                       </w:r>
                     </w:p>
                   </w:txbxContent>
@@ -2077,15 +2106,15 @@
         <mc:AlternateContent>
           <mc:Choice Requires="wps">
             <w:drawing>
-              <wp:anchor distT="45720" distB="45720" distL="114300" distR="114300" simplePos="0" relativeHeight="251692032" behindDoc="0" locked="1" layoutInCell="1" allowOverlap="1" wp14:anchorId="2A2CB14E" wp14:editId="273E2D61">
+              <wp:anchor distT="45720" distB="45720" distL="114300" distR="114300" simplePos="0" relativeHeight="251692032" behindDoc="0" locked="1" layoutInCell="1" allowOverlap="1" wp14:anchorId="2A2CB14E" wp14:editId="6D765929">
                 <wp:simplePos x="0" y="0"/>
                 <wp:positionH relativeFrom="margin">
-                  <wp:posOffset>-85090</wp:posOffset>
+                  <wp:posOffset>-84455</wp:posOffset>
                 </wp:positionH>
                 <wp:positionV relativeFrom="page">
-                  <wp:posOffset>7369810</wp:posOffset>
+                  <wp:posOffset>7371080</wp:posOffset>
                 </wp:positionV>
-                <wp:extent cx="4754880" cy="2391410"/>
+                <wp:extent cx="4930140" cy="2391410"/>
                 <wp:effectExtent l="0" t="0" r="0" b="0"/>
                 <wp:wrapSquare wrapText="bothSides"/>
                 <wp:docPr id="4" name="Text Box 2"/>
@@ -2101,7 +2130,7 @@
                       <wps:spPr bwMode="auto">
                         <a:xfrm>
                           <a:off x="0" y="0"/>
-                          <a:ext cx="4754880" cy="2391410"/>
+                          <a:ext cx="4930140" cy="2391410"/>
                         </a:xfrm>
                         <a:prstGeom prst="rect">
                           <a:avLst/>
@@ -2165,19 +2194,19 @@
                               <w:rPr>
                                 <w:color w:val="747474"/>
                               </w:rPr>
-                              <w:t xml:space="preserve"> | 2</w:t>
+                              <w:t xml:space="preserve"> | 202</w:t>
                             </w:r>
                             <w:r>
                               <w:rPr>
                                 <w:color w:val="747474"/>
                               </w:rPr>
-                              <w:t xml:space="preserve">020 </w:t>
+                              <w:t>5</w:t>
                             </w:r>
                             <w:r>
                               <w:rPr>
                                 <w:color w:val="747474"/>
                               </w:rPr>
-                              <w:t xml:space="preserve">- Present </w:t>
+                              <w:t xml:space="preserve"> - Present </w:t>
                             </w:r>
                           </w:p>
                           <w:p>
@@ -2185,37 +2214,16 @@
                               <w:pStyle w:val="ListBullet"/>
                             </w:pPr>
                             <w:r>
-                              <w:t xml:space="preserve">Migrated on-premises Hadoop data warehouses to ADLS Gen2 for </w:t>
-                            </w:r>
-                            <w:r>
-                              <w:t xml:space="preserve">our </w:t>
-                            </w:r>
-                            <w:r>
-                              <w:t>banking client</w:t>
-                            </w:r>
-                            <w:r>
-                              <w:t xml:space="preserve"> and d</w:t>
-                            </w:r>
-                            <w:r>
-                              <w:t xml:space="preserve">eveloped </w:t>
-                            </w:r>
-                            <w:r>
-                              <w:t>scalable</w:t>
-                            </w:r>
-                            <w:r>
-                              <w:t xml:space="preserve"> PySpark scripts for data cleansing</w:t>
-                            </w:r>
-                            <w:r>
-                              <w:t xml:space="preserve"> &amp; </w:t>
-                            </w:r>
-                            <w:r>
-                              <w:t>transformatio</w:t>
-                            </w:r>
-                            <w:r>
-                              <w:t xml:space="preserve">n </w:t>
-                            </w:r>
-                            <w:r>
-                              <w:t>on Azure Databricks</w:t>
+                              <w:t xml:space="preserve">Designed and deployed a scalable Lakehouse architecture on Azure Databricks, to build complex PySpark ETL pipelines handling data from </w:t>
+                            </w:r>
+                            <w:r>
+                              <w:t>various</w:t>
+                            </w:r>
+                            <w:r>
+                              <w:t xml:space="preserve"> sources to calculate customer's risk score and generate fraud alerts</w:t>
+                            </w:r>
+                            <w:r>
+                              <w:t xml:space="preserve"> for one of our banking clients</w:t>
                             </w:r>
                             <w:r>
                               <w:t>.</w:t>
@@ -2234,13 +2242,7 @@
                               <w:pStyle w:val="ListBullet"/>
                             </w:pPr>
                             <w:r>
-                              <w:t>Managing Project for a Client with 2</w:t>
-                            </w:r>
-                            <w:r>
-                              <w:t>0</w:t>
-                            </w:r>
-                            <w:r>
-                              <w:t xml:space="preserve">+ team size. </w:t>
+                              <w:t xml:space="preserve">Managing Project for a Client with 20+ team size. </w:t>
                             </w:r>
                           </w:p>
                         </w:txbxContent>
@@ -2262,7 +2264,7 @@
           </mc:Choice>
           <mc:Fallback>
             <w:pict>
-              <v:shape w14:anchorId="2A2CB14E" id="_x0000_s1031" type="#_x0000_t202" style="position:absolute;left:0;text-align:left;margin-left:-6.7pt;margin-top:580.3pt;width:374.4pt;height:188.3pt;z-index:251692032;visibility:visible;mso-wrap-style:square;mso-width-percent:0;mso-height-percent:0;mso-wrap-distance-left:9pt;mso-wrap-distance-top:3.6pt;mso-wrap-distance-right:9pt;mso-wrap-distance-bottom:3.6pt;mso-position-horizontal:absolute;mso-position-horizontal-relative:margin;mso-position-vertical:absolute;mso-position-vertical-relative:page;mso-width-percent:0;mso-height-percent:0;mso-width-relative:margin;mso-height-relative:margin;v-text-anchor:top" o:gfxdata="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" filled="f" stroked="f">
+              <v:shape w14:anchorId="2A2CB14E" id="_x0000_s1031" type="#_x0000_t202" style="position:absolute;left:0;text-align:left;margin-left:-6.65pt;margin-top:580.4pt;width:388.2pt;height:188.3pt;z-index:251692032;visibility:visible;mso-wrap-style:square;mso-width-percent:0;mso-height-percent:0;mso-wrap-distance-left:9pt;mso-wrap-distance-top:3.6pt;mso-wrap-distance-right:9pt;mso-wrap-distance-bottom:3.6pt;mso-position-horizontal:absolute;mso-position-horizontal-relative:margin;mso-position-vertical:absolute;mso-position-vertical-relative:page;mso-width-percent:0;mso-height-percent:0;mso-width-relative:margin;mso-height-relative:margin;v-text-anchor:top" o:gfxdata="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" filled="f" stroked="f">
                 <v:textbox>
                   <w:txbxContent>
                     <w:p>
@@ -2320,12 +2322,24 @@
                         <w:rPr>
                           <w:color w:val="747474"/>
                         </w:rPr>
-                        <w:t xml:space="preserve">020 </w:t>
+                        <w:t>02</w:t>
                       </w:r>
                       <w:r>
                         <w:rPr>
                           <w:color w:val="747474"/>
                         </w:rPr>
+                        <w:t>5</w:t>
+                      </w:r>
+                      <w:r>
+                        <w:rPr>
+                          <w:color w:val="747474"/>
+                        </w:rPr>
+                        <w:t xml:space="preserve"> </w:t>
+                      </w:r>
+                      <w:r>
+                        <w:rPr>
+                          <w:color w:val="747474"/>
+                        </w:rPr>
                         <w:t xml:space="preserve">- Present </w:t>
                       </w:r>
                     </w:p>
@@ -2334,37 +2348,16 @@
                         <w:pStyle w:val="ListBullet"/>
                       </w:pPr>
                       <w:r>
-                        <w:t xml:space="preserve">Migrated on-premises Hadoop data warehouses to ADLS Gen2 for </w:t>
-                      </w:r>
-                      <w:r>
-                        <w:t xml:space="preserve">our </w:t>
-                      </w:r>
-                      <w:r>
-                        <w:t>banking client</w:t>
-                      </w:r>
-                      <w:r>
-                        <w:t xml:space="preserve"> and d</w:t>
-                      </w:r>
-                      <w:r>
-                        <w:t xml:space="preserve">eveloped </w:t>
-                      </w:r>
-                      <w:r>
-                        <w:t>scalable</w:t>
-                      </w:r>
-                      <w:r>
-                        <w:t xml:space="preserve"> PySpark scripts for data cleansing</w:t>
-                      </w:r>
-                      <w:r>
-                        <w:t xml:space="preserve"> &amp; </w:t>
-                      </w:r>
-                      <w:r>
-                        <w:t>transformatio</w:t>
-                      </w:r>
-                      <w:r>
-                        <w:t xml:space="preserve">n </w:t>
-                      </w:r>
-                      <w:r>
-                        <w:t>on Azure Databricks</w:t>
+                        <w:t xml:space="preserve">Designed and deployed a scalable Lakehouse architecture on Azure Databricks, to build complex PySpark ETL pipelines handling data from </w:t>
+                      </w:r>
+                      <w:r>
+                        <w:t>various</w:t>
+                      </w:r>
+                      <w:r>
+                        <w:t xml:space="preserve"> sources to calculate customer's risk score and generate fraud alerts</w:t>
+                      </w:r>
+                      <w:r>
+                        <w:t xml:space="preserve"> for one of our banking clients</w:t>
                       </w:r>
                       <w:r>
                         <w:t>.</w:t>
@@ -2717,7 +2710,6 @@
           <w:noProof/>
           <w:vertAlign w:val="subscript"/>
         </w:rPr>
-        <w:lastRenderedPageBreak/>
         <mc:AlternateContent>
           <mc:Choice Requires="wps">
             <w:drawing>
@@ -2789,7 +2781,7 @@
           </mc:Choice>
           <mc:Fallback>
             <w:pict>
-              <v:line w14:anchorId="31CBA329" id="Straight Connector 3" o:spid="_x0000_s1026" alt="&quot;&quot;" style="position:absolute;z-index:251702272;visibility:visible;mso-wrap-style:square;mso-width-percent:0;mso-height-percent:0;mso-wrap-distance-left:9pt;mso-wrap-distance-top:0;mso-wrap-distance-right:9pt;mso-wrap-distance-bottom:0;mso-position-horizontal:absolute;mso-position-horizontal-relative:page;mso-position-vertical:top;mso-position-vertical-relative:margin;mso-width-percent:0;mso-height-percent:0;mso-width-relative:margin;mso-height-relative:margin" from="420.35pt,0" to="423.1pt,618.05pt" o:gfxdata="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" strokecolor="#737373 [1614]">
+              <v:line w14:anchorId="689738B2" id="Straight Connector 3" o:spid="_x0000_s1026" alt="&quot;&quot;" style="position:absolute;z-index:251702272;visibility:visible;mso-wrap-style:square;mso-width-percent:0;mso-height-percent:0;mso-wrap-distance-left:9pt;mso-wrap-distance-top:0;mso-wrap-distance-right:9pt;mso-wrap-distance-bottom:0;mso-position-horizontal:absolute;mso-position-horizontal-relative:page;mso-position-vertical:top;mso-position-vertical-relative:margin;mso-width-percent:0;mso-height-percent:0;mso-width-relative:margin;mso-height-relative:margin" from="420.35pt,0" to="423.1pt,618.05pt" o:gfxdata="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" strokecolor="#737373 [1614]">
                 <v:stroke joinstyle="miter"/>
                 <w10:wrap anchorx="page" anchory="margin"/>
                 <w10:anchorlock/>
@@ -2934,15 +2926,7 @@
                                 <w:sz w:val="22"/>
                                 <w:szCs w:val="22"/>
                               </w:rPr>
-                              <w:t xml:space="preserve"> June</w:t>
-                            </w:r>
-                            <w:r>
-                              <w:rPr>
-                                <w:color w:val="747474"/>
-                                <w:sz w:val="22"/>
-                                <w:szCs w:val="22"/>
-                              </w:rPr>
-                              <w:t xml:space="preserve"> </w:t>
+                              <w:t xml:space="preserve"> June </w:t>
                             </w:r>
                           </w:p>
                           <w:p>
@@ -3318,6 +3302,9 @@
                             <w:r>
                               <w:t>, Noida</w:t>
                             </w:r>
+                            <w:r>
+                              <w:t xml:space="preserve"> | 2020 - 2025</w:t>
+                            </w:r>
                           </w:p>
                           <w:p>
                             <w:pPr>
@@ -3345,19 +3332,39 @@
                               <w:pStyle w:val="ListBullet"/>
                             </w:pPr>
                             <w:r>
-                              <w:t>Analyze</w:t>
-                            </w:r>
-                            <w:r>
-                              <w:t>d</w:t>
-                            </w:r>
-                            <w:r>
-                              <w:t xml:space="preserve"> source systems and process flows, contributing</w:t>
+                              <w:t xml:space="preserve">Analyzed source systems and process flows, contributing to AML </w:t>
+                            </w:r>
+                            <w:r>
+                              <w:t xml:space="preserve">End to End Recon </w:t>
+                            </w:r>
+                            <w:r>
+                              <w:t>Framework built on Talend, PySpark, and Hive.</w:t>
+                            </w:r>
+                          </w:p>
+                          <w:p>
+                            <w:pPr>
+                              <w:pStyle w:val="ListBullet"/>
+                            </w:pPr>
+                            <w:r>
+                              <w:t>Design</w:t>
+                            </w:r>
+                            <w:r>
+                              <w:t>ed</w:t>
+                            </w:r>
+                            <w:r>
+                              <w:t xml:space="preserve"> and develop</w:t>
+                            </w:r>
+                            <w:r>
+                              <w:t>ed</w:t>
+                            </w:r>
+                            <w:r>
+                              <w:t xml:space="preserve"> Hive queries for transactional and referential data loading</w:t>
                             </w:r>
                             <w:r>
                               <w:t xml:space="preserve"> </w:t>
                             </w:r>
                             <w:r>
-                              <w:t>to AML Framework built on Talend, PySpark, and Hive.</w:t>
+                              <w:t>across multiple regions.</w:t>
                             </w:r>
                           </w:p>
                           <w:p>
@@ -3365,39 +3372,25 @@
                               <w:pStyle w:val="ListBullet"/>
                             </w:pPr>
                             <w:r>
-                              <w:t>Design</w:t>
-                            </w:r>
-                            <w:r>
-                              <w:t>ed</w:t>
-                            </w:r>
-                            <w:r>
-                              <w:t xml:space="preserve"> and develop</w:t>
-                            </w:r>
-                            <w:r>
-                              <w:t>ed</w:t>
-                            </w:r>
-                            <w:r>
-                              <w:t xml:space="preserve"> Hive queries for transactional and referential data loading</w:t>
-                            </w:r>
-                            <w:r>
-                              <w:t xml:space="preserve"> </w:t>
-                            </w:r>
-                            <w:r>
-                              <w:t>across multiple regions.</w:t>
-                            </w:r>
-                          </w:p>
-                          <w:p>
-                            <w:pPr>
-                              <w:pStyle w:val="ListBullet"/>
-                            </w:pPr>
-                            <w:r>
-                              <w:t>Build PySpark pipelines to flatten fact data, calculate features, and generate fraud</w:t>
-                            </w:r>
-                            <w:r>
-                              <w:t xml:space="preserve"> </w:t>
-                            </w:r>
-                            <w:r>
-                              <w:t>alerts for the NextGen team.</w:t>
+                              <w:t xml:space="preserve">Build PySpark pipelines to flatten fact data, </w:t>
+                            </w:r>
+                            <w:r>
+                              <w:t>apply business rules</w:t>
+                            </w:r>
+                            <w:r>
+                              <w:t xml:space="preserve">, and </w:t>
+                            </w:r>
+                            <w:r>
+                              <w:t>detect anomalies</w:t>
+                            </w:r>
+                            <w:r>
+                              <w:t xml:space="preserve"> for the </w:t>
+                            </w:r>
+                            <w:r>
+                              <w:t>validation</w:t>
+                            </w:r>
+                            <w:r>
+                              <w:t xml:space="preserve"> team.</w:t>
                             </w:r>
                           </w:p>
                           <w:p>
@@ -3591,13 +3584,7 @@
                               <w:pStyle w:val="ListBullet"/>
                             </w:pPr>
                             <w:r>
-                              <w:t>Designed and maintained robust Oracle PL/SQL packages, stored procedures</w:t>
-                            </w:r>
-                            <w:r>
-                              <w:t xml:space="preserve"> </w:t>
-                            </w:r>
-                            <w:r>
-                              <w:t>to process incoming wireless and wireline CDRs daily.</w:t>
+                              <w:t>Designed and maintained robust Oracle PL/SQL packages, stored procedures to process incoming wireless and wireline CDRs daily.</w:t>
                             </w:r>
                           </w:p>
                           <w:p>
@@ -3669,6 +3656,9 @@
                       <w:r>
                         <w:t>, Noida</w:t>
                       </w:r>
+                      <w:r>
+                        <w:t xml:space="preserve"> | 2020 - 2025</w:t>
+                      </w:r>
                     </w:p>
                     <w:p>
                       <w:pPr>
@@ -3708,7 +3698,13 @@
                         <w:t xml:space="preserve"> </w:t>
                       </w:r>
                       <w:r>
-                        <w:t>to AML Framework built on Talend, PySpark, and Hive.</w:t>
+                        <w:t xml:space="preserve">to AML </w:t>
+                      </w:r>
+                      <w:r>
+                        <w:t xml:space="preserve">End to End Recon </w:t>
+                      </w:r>
+                      <w:r>
+                        <w:t>Framework built on Talend, PySpark, and Hive.</w:t>
                       </w:r>
                     </w:p>
                     <w:p>
@@ -3742,13 +3738,25 @@
                         <w:pStyle w:val="ListBullet"/>
                       </w:pPr>
                       <w:r>
-                        <w:t>Build PySpark pipelines to flatten fact data, calculate features, and generate fraud</w:t>
-                      </w:r>
-                      <w:r>
-                        <w:t xml:space="preserve"> </w:t>
-                      </w:r>
-                      <w:r>
-                        <w:t>alerts for the NextGen team.</w:t>
+                        <w:t xml:space="preserve">Build PySpark pipelines to flatten fact data, </w:t>
+                      </w:r>
+                      <w:r>
+                        <w:t>apply business rules</w:t>
+                      </w:r>
+                      <w:r>
+                        <w:t xml:space="preserve">, and </w:t>
+                      </w:r>
+                      <w:r>
+                        <w:t>detect anomalies</w:t>
+                      </w:r>
+                      <w:r>
+                        <w:t xml:space="preserve"> for the </w:t>
+                      </w:r>
+                      <w:r>
+                        <w:t>validation</w:t>
+                      </w:r>
+                      <w:r>
+                        <w:t xml:space="preserve"> team.</w:t>
                       </w:r>
                     </w:p>
                     <w:p>
